--- a/worksheets/PR_L02_NumberWorkshop_Worksheet.docx
+++ b/worksheets/PR_L02_NumberWorkshop_Worksheet.docx
@@ -1748,7 +1748,7 @@
                       <w:sz w:val="21"/>
                       <w:szCs w:val="21"/>
                     </w:rPr>
-                    <w:t xml:space="preserve">Two crates of library books are counted at the returns desk, and the clerk wants the total and the gap between them.</w:t>
+                    <w:t xml:space="preserve">Print the total of two crate counts, then the first take away the second.</w:t>
                   </w:r>
                 </w:p>
               </w:tc>
@@ -1854,7 +1854,7 @@
                       <w:sz w:val="21"/>
                       <w:szCs w:val="21"/>
                     </w:rPr>
-                    <w:t xml:space="preserve">The tuck shop sells pencils at a fixed price in pence, and also offers half price to staff.</w:t>
+                    <w:t xml:space="preserve">Print the total cost of some pencils, then half the price of one.</w:t>
                   </w:r>
                 </w:p>
               </w:tc>
@@ -2528,7 +2528,7 @@
                       <w:sz w:val="21"/>
                       <w:szCs w:val="21"/>
                     </w:rPr>
-                    <w:t xml:space="preserve">Returned library books are packed into crates that each hold the same number, and whatever will not fill a crate stays on the trolley.</w:t>
+                    <w:t xml:space="preserve">Print how many full crates the books fill, then how many are left over.</w:t>
                   </w:r>
                 </w:p>
               </w:tc>
@@ -2634,7 +2634,7 @@
                       <w:sz w:val="21"/>
                       <w:szCs w:val="21"/>
                     </w:rPr>
-                    <w:t xml:space="preserve">A sports day stopwatch records a race in seconds, and the results board shows it as whole minutes and the seconds left over.</w:t>
+                    <w:t xml:space="preserve">Turn a race time in seconds into whole minutes and the seconds left over.</w:t>
                   </w:r>
                 </w:p>
               </w:tc>
@@ -3308,7 +3308,7 @@
                       <w:sz w:val="21"/>
                       <w:szCs w:val="21"/>
                     </w:rPr>
-                    <w:t xml:space="preserve">A square patch is marked out on the sports field, and a cube shaped equipment crate is built with the same side length.</w:t>
+                    <w:t xml:space="preserve">Print the area of a square and the volume of a cube of that side.</w:t>
                   </w:r>
                 </w:p>
               </w:tc>
@@ -3414,7 +3414,7 @@
                       <w:sz w:val="21"/>
                       <w:szCs w:val="21"/>
                     </w:rPr>
-                    <w:t xml:space="preserve">A square rug is ordered for the library corner. Its area is known and the fitter needs the length of one side.</w:t>
+                    <w:t xml:space="preserve">Print the length of one side of a square from its area.</w:t>
                   </w:r>
                 </w:p>
               </w:tc>
@@ -4088,7 +4088,7 @@
                       <w:sz w:val="21"/>
                       <w:szCs w:val="21"/>
                     </w:rPr>
-                    <w:t xml:space="preserve">At the end of the day the tuck shop float is counted, and the sheet records it twice: to the nearest pound and to the penny.</w:t>
+                    <w:t xml:space="preserve">Print an amount rounded to the nearest whole number, then to 2 decimal places.</w:t>
                   </w:r>
                 </w:p>
               </w:tc>
@@ -4194,7 +4194,7 @@
                       <w:sz w:val="21"/>
                       <w:szCs w:val="21"/>
                     </w:rPr>
-                    <w:t xml:space="preserve">The bus app predicts an arrival time in minutes and the bus then actually arrives. The report records how far out the prediction was, never whether it was early or late.</w:t>
+                    <w:t xml:space="preserve">Print how far out a bus prediction was, never as a negative number.</w:t>
                   </w:r>
                 </w:p>
               </w:tc>
@@ -4868,7 +4868,7 @@
                       <w:sz w:val="21"/>
                       <w:szCs w:val="21"/>
                     </w:rPr>
-                    <w:t xml:space="preserve">A dice is rolled twice for the sports day raffle. The computer's random numbers come from a seed, so the same seed always gives the same rolls and your answer can be marked.</w:t>
+                    <w:t xml:space="preserve">Print two random dice rolls from 1 to 6.</w:t>
                   </w:r>
                 </w:p>
               </w:tc>
@@ -4974,7 +4974,7 @@
                       <w:sz w:val="21"/>
                       <w:szCs w:val="21"/>
                     </w:rPr>
-                    <w:t xml:space="preserve">A sports day lucky dip draws three numbers from 10 to 20 and then adds them up for the winning total.</w:t>
+                    <w:t xml:space="preserve">Print three random numbers from 10 to 20, then their total.</w:t>
                   </w:r>
                 </w:p>
               </w:tc>
@@ -5648,7 +5648,7 @@
                       <w:sz w:val="21"/>
                       <w:szCs w:val="21"/>
                     </w:rPr>
-                    <w:t xml:space="preserve">The tuck shop counts the day's takings on cheese rolls, then splits them equally between the three house charity boxes.</w:t>
+                    <w:t xml:space="preserve">Print the takings in pence, then as pounds and pence, then a third share.</w:t>
                   </w:r>
                 </w:p>
               </w:tc>

--- a/worksheets/PR_L02_NumberWorkshop_Worksheet.docx
+++ b/worksheets/PR_L02_NumberWorkshop_Worksheet.docx
@@ -1748,7 +1748,7 @@
                       <w:sz w:val="21"/>
                       <w:szCs w:val="21"/>
                     </w:rPr>
-                    <w:t xml:space="preserve">Print the total of two crate counts, then the first take away the second.</w:t>
+                    <w:t xml:space="preserve">Read two numbers and print their total, then their difference.</w:t>
                   </w:r>
                 </w:p>
               </w:tc>
@@ -1854,7 +1854,7 @@
                       <w:sz w:val="21"/>
                       <w:szCs w:val="21"/>
                     </w:rPr>
-                    <w:t xml:space="preserve">Print the total cost of some pencils, then half the price of one.</w:t>
+                    <w:t xml:space="preserve">Print the cost of some pencils, then half of one price.</w:t>
                   </w:r>
                 </w:p>
               </w:tc>
@@ -2528,7 +2528,7 @@
                       <w:sz w:val="21"/>
                       <w:szCs w:val="21"/>
                     </w:rPr>
-                    <w:t xml:space="preserve">Print how many full crates the books fill, then how many are left over.</w:t>
+                    <w:t xml:space="preserve">Print how many full crates the books fill, and the leftovers.</w:t>
                   </w:r>
                 </w:p>
               </w:tc>
@@ -2634,7 +2634,7 @@
                       <w:sz w:val="21"/>
                       <w:szCs w:val="21"/>
                     </w:rPr>
-                    <w:t xml:space="preserve">Turn a race time in seconds into whole minutes and the seconds left over.</w:t>
+                    <w:t xml:space="preserve">Print how many stickers each of 8 pupils gets, and the leftovers.</w:t>
                   </w:r>
                 </w:p>
               </w:tc>
@@ -3308,7 +3308,7 @@
                       <w:sz w:val="21"/>
                       <w:szCs w:val="21"/>
                     </w:rPr>
-                    <w:t xml:space="preserve">Print the area of a square and the volume of a cube of that side.</w:t>
+                    <w:t xml:space="preserve">Read a side length, then print the area and the volume.</w:t>
                   </w:r>
                 </w:p>
               </w:tc>
@@ -3414,7 +3414,7 @@
                       <w:sz w:val="21"/>
                       <w:szCs w:val="21"/>
                     </w:rPr>
-                    <w:t xml:space="preserve">Print the length of one side of a square from its area.</w:t>
+                    <w:t xml:space="preserve">Read a square's area and print the length of one side.</w:t>
                   </w:r>
                 </w:p>
               </w:tc>
@@ -4088,7 +4088,7 @@
                       <w:sz w:val="21"/>
                       <w:szCs w:val="21"/>
                     </w:rPr>
-                    <w:t xml:space="preserve">Print an amount rounded to the nearest whole number, then to 2 decimal places.</w:t>
+                    <w:t xml:space="preserve">Round an amount to a whole number, then to 2 decimal places.</w:t>
                   </w:r>
                 </w:p>
               </w:tc>
@@ -4194,7 +4194,7 @@
                       <w:sz w:val="21"/>
                       <w:szCs w:val="21"/>
                     </w:rPr>
-                    <w:t xml:space="preserve">Print how far out a bus prediction was, never as a negative number.</w:t>
+                    <w:t xml:space="preserve">Print the average of three scores, rounded to 1 decimal place.</w:t>
                   </w:r>
                 </w:p>
               </w:tc>
@@ -5648,7 +5648,7 @@
                       <w:sz w:val="21"/>
                       <w:szCs w:val="21"/>
                     </w:rPr>
-                    <w:t xml:space="preserve">Print the takings in pence, then as pounds and pence, then a third share.</w:t>
+                    <w:t xml:space="preserve">Print the takings in pence, then in whole pounds and pence.</w:t>
                   </w:r>
                 </w:p>
               </w:tc>

--- a/worksheets/PR_L02_NumberWorkshop_Worksheet.docx
+++ b/worksheets/PR_L02_NumberWorkshop_Worksheet.docx
@@ -1748,7 +1748,7 @@
                       <w:sz w:val="21"/>
                       <w:szCs w:val="21"/>
                     </w:rPr>
-                    <w:t xml:space="preserve">Read two numbers and print their total, then their difference.</w:t>
+                    <w:t xml:space="preserve">Print the total of two numbers the user types in, then their difference.</w:t>
                   </w:r>
                 </w:p>
               </w:tc>
@@ -3308,7 +3308,7 @@
                       <w:sz w:val="21"/>
                       <w:szCs w:val="21"/>
                     </w:rPr>
-                    <w:t xml:space="preserve">Read a side length, then print the area and the volume.</w:t>
+                    <w:t xml:space="preserve">Print the area and the volume for a side length the user types in.</w:t>
                   </w:r>
                 </w:p>
               </w:tc>
@@ -3414,7 +3414,7 @@
                       <w:sz w:val="21"/>
                       <w:szCs w:val="21"/>
                     </w:rPr>
-                    <w:t xml:space="preserve">Read a square's area and print the length of one side.</w:t>
+                    <w:t xml:space="preserve">Print the length of one side of a square, from an area the user types in.</w:t>
                   </w:r>
                 </w:p>
               </w:tc>

--- a/worksheets/PR_L02_NumberWorkshop_Worksheet.docx
+++ b/worksheets/PR_L02_NumberWorkshop_Worksheet.docx
@@ -1748,7 +1748,7 @@
                       <w:sz w:val="21"/>
                       <w:szCs w:val="21"/>
                     </w:rPr>
-                    <w:t xml:space="preserve">Print the total of two numbers the user types in, then their difference.</w:t>
+                    <w:t xml:space="preserve">Ask the user for two whole numbers. Work out their total, then take the second from the first. Display [total], then [difference] on the next line.</w:t>
                   </w:r>
                 </w:p>
               </w:tc>
@@ -1854,7 +1854,7 @@
                       <w:sz w:val="21"/>
                       <w:szCs w:val="21"/>
                     </w:rPr>
-                    <w:t xml:space="preserve">Print the cost of some pencils, then half of one price.</w:t>
+                    <w:t xml:space="preserve">Ask the user for the price of one pencil in pence and how many are bought. Display [total cost of the pencils], then [half of one price] on the next line.</w:t>
                   </w:r>
                 </w:p>
               </w:tc>
@@ -2528,7 +2528,7 @@
                       <w:sz w:val="21"/>
                       <w:szCs w:val="21"/>
                     </w:rPr>
-                    <w:t xml:space="preserve">Print how many full crates the books fill, and the leftovers.</w:t>
+                    <w:t xml:space="preserve">Ask the user for the number of books and how many one crate holds. Display [full crates], then [books left over] on the next line.</w:t>
                   </w:r>
                 </w:p>
               </w:tc>
@@ -2634,7 +2634,7 @@
                       <w:sz w:val="21"/>
                       <w:szCs w:val="21"/>
                     </w:rPr>
-                    <w:t xml:space="preserve">Print how many stickers each of 8 pupils gets, and the leftovers.</w:t>
+                    <w:t xml:space="preserve">Ask the user for the total number of stickers. There are always 8 pupils, fixed in your program. Display [stickers each], then [stickers left over] on the next line.</w:t>
                   </w:r>
                 </w:p>
               </w:tc>
@@ -3308,7 +3308,7 @@
                       <w:sz w:val="21"/>
                       <w:szCs w:val="21"/>
                     </w:rPr>
-                    <w:t xml:space="preserve">Print the area and the volume for a side length the user types in.</w:t>
+                    <w:t xml:space="preserve">Ask the user for the length of a side. Work out the side to the power 2, then the side to the power 3. Display [area], then [volume] on the next line.</w:t>
                   </w:r>
                 </w:p>
               </w:tc>
@@ -3414,7 +3414,7 @@
                       <w:sz w:val="21"/>
                       <w:szCs w:val="21"/>
                     </w:rPr>
-                    <w:t xml:space="preserve">Print the length of one side of a square, from an area the user types in.</w:t>
+                    <w:t xml:space="preserve">Ask the user for the area of a square, which may have a decimal point. Work out its square root and display [length of one side] and nothing else.</w:t>
                   </w:r>
                 </w:p>
               </w:tc>
@@ -4088,7 +4088,7 @@
                       <w:sz w:val="21"/>
                       <w:szCs w:val="21"/>
                     </w:rPr>
-                    <w:t xml:space="preserve">Round an amount to a whole number, then to 2 decimal places.</w:t>
+                    <w:t xml:space="preserve">Ask the user for an amount, which may have a decimal point. Use round() to display [amount to the nearest whole number], then [amount to 2 decimal places] on the next line.</w:t>
                   </w:r>
                 </w:p>
               </w:tc>
@@ -4194,7 +4194,7 @@
                       <w:sz w:val="21"/>
                       <w:szCs w:val="21"/>
                     </w:rPr>
-                    <w:t xml:space="preserve">Print the average of three scores, rounded to 1 decimal place.</w:t>
+                    <w:t xml:space="preserve">Ask the user for three whole numbers. Work out their average, rounded to 1 decimal place, and display [average] and nothing else.</w:t>
                   </w:r>
                 </w:p>
               </w:tc>
@@ -4868,7 +4868,7 @@
                       <w:sz w:val="21"/>
                       <w:szCs w:val="21"/>
                     </w:rPr>
-                    <w:t xml:space="preserve">Print two random dice rolls from 1 to 6.</w:t>
+                    <w:t xml:space="preserve">Ask the user for a seed to start the random number generator. Display [first roll], then [second roll] on the next line, each a random whole number from 1 to 6.</w:t>
                   </w:r>
                 </w:p>
               </w:tc>
@@ -4974,7 +4974,7 @@
                       <w:sz w:val="21"/>
                       <w:szCs w:val="21"/>
                     </w:rPr>
-                    <w:t xml:space="preserve">Print three random numbers from 10 to 20, then their total.</w:t>
+                    <w:t xml:space="preserve">Ask the user for a seed to start the random number generator. Display three random whole numbers from 10 to 20, one on each line, then [total].</w:t>
                   </w:r>
                 </w:p>
               </w:tc>
@@ -5648,7 +5648,7 @@
                       <w:sz w:val="21"/>
                       <w:szCs w:val="21"/>
                     </w:rPr>
-                    <w:t xml:space="preserve">Print the takings in pence, then in whole pounds and pence.</w:t>
+                    <w:t xml:space="preserve">Ask the user for how many rolls were sold and the price of one in pence. Display [total pence], then [whole pounds in that total], then [pence left over], one on each line.</w:t>
                   </w:r>
                 </w:p>
               </w:tc>

--- a/worksheets/PR_L02_NumberWorkshop_Worksheet.docx
+++ b/worksheets/PR_L02_NumberWorkshop_Worksheet.docx
@@ -1748,7 +1748,7 @@
                       <w:sz w:val="21"/>
                       <w:szCs w:val="21"/>
                     </w:rPr>
-                    <w:t xml:space="preserve">Ask the user for two whole numbers. Work out their total, then take the second from the first. Display [total], then [difference] on the next line.</w:t>
+                    <w:t xml:space="preserve">Ask the user for two whole numbers. Take the second away from the first and display [difference] and nothing else.</w:t>
                   </w:r>
                 </w:p>
               </w:tc>
@@ -1854,7 +1854,7 @@
                       <w:sz w:val="21"/>
                       <w:szCs w:val="21"/>
                     </w:rPr>
-                    <w:t xml:space="preserve">Ask the user for the price of one pencil in pence and how many are bought. Display [total cost of the pencils], then [half of one price] on the next line.</w:t>
+                    <w:t xml:space="preserve">Ask the user for two whole numbers. Multiply them together and display [product] and nothing else.</w:t>
                   </w:r>
                 </w:p>
               </w:tc>
@@ -1888,7 +1888,325 @@
                       <w:sz w:val="21"/>
                       <w:szCs w:val="21"/>
                     </w:rPr>
-                    <w:t xml:space="preserve">3</w:t>
+                    <w:t xml:space="preserve">2</w:t>
+                  </w:r>
+                </w:p>
+              </w:tc>
+              <w:tc>
+                <w:tcPr>
+                  <w:tcW w:type="dxa" w:w="3342"/>
+                  <w:tcBorders>
+                    <w:top w:val="single" w:color="B7C2D1" w:sz="4"/>
+                    <w:left w:val="single" w:color="B7C2D1" w:sz="4"/>
+                    <w:bottom w:val="single" w:color="B7C2D1" w:sz="4"/>
+                    <w:right w:val="single" w:color="B7C2D1" w:sz="4"/>
+                  </w:tcBorders>
+                  <w:shd w:fill="FFFFFF" w:color="auto" w:val="clear"/>
+                  <w:tcMar>
+                    <w:top w:type="dxa" w:w="80"/>
+                    <w:left w:type="dxa" w:w="120"/>
+                    <w:bottom w:type="dxa" w:w="80"/>
+                    <w:right w:type="dxa" w:w="120"/>
+                  </w:tcMar>
+                  <w:vAlign w:val="center"/>
+                </w:tcPr>
+                <w:p>
+                  <w:pPr>
+                    <w:spacing w:after="0" w:before="0"/>
+                  </w:pPr>
+                  <w:r>
+                    <w:rPr>
+                      <w:rFonts w:ascii="Arial" w:cs="Arial" w:eastAsia="Arial" w:hAnsi="Arial"/>
+                      <w:b w:val="false"/>
+                      <w:bCs w:val="false"/>
+                      <w:sz w:val="21"/>
+                      <w:szCs w:val="21"/>
+                    </w:rPr>
+                    <w:t xml:space="preserve"/>
+                  </w:r>
+                </w:p>
+              </w:tc>
+            </w:tr>
+            <w:tr>
+              <w:trPr>
+                <w:cantSplit/>
+                <w:trHeight w:val="360" w:hRule="atLeast"/>
+              </w:trPr>
+              <w:tc>
+                <w:tcPr>
+                  <w:tcW w:type="dxa" w:w="3342"/>
+                  <w:tcBorders>
+                    <w:top w:val="single" w:color="B7C2D1" w:sz="4"/>
+                    <w:left w:val="single" w:color="B7C2D1" w:sz="4"/>
+                    <w:bottom w:val="single" w:color="B7C2D1" w:sz="4"/>
+                    <w:right w:val="single" w:color="B7C2D1" w:sz="4"/>
+                  </w:tcBorders>
+                  <w:shd w:fill="FFFFFF" w:color="auto" w:val="clear"/>
+                  <w:tcMar>
+                    <w:top w:type="dxa" w:w="80"/>
+                    <w:left w:type="dxa" w:w="120"/>
+                    <w:bottom w:type="dxa" w:w="80"/>
+                    <w:right w:type="dxa" w:w="120"/>
+                  </w:tcMar>
+                  <w:vAlign w:val="center"/>
+                </w:tcPr>
+                <w:p>
+                  <w:pPr>
+                    <w:spacing w:after="0" w:before="0"/>
+                  </w:pPr>
+                  <w:r>
+                    <w:rPr>
+                      <w:rFonts w:ascii="Arial" w:cs="Arial" w:eastAsia="Arial" w:hAnsi="Arial"/>
+                      <w:sz w:val="21"/>
+                      <w:szCs w:val="21"/>
+                    </w:rPr>
+                    <w:t xml:space="preserve">Ask the user for two whole numbers. Divide the first by the second and display [answer] and nothing else.</w:t>
+                  </w:r>
+                </w:p>
+              </w:tc>
+              <w:tc>
+                <w:tcPr>
+                  <w:tcW w:type="dxa" w:w="3342"/>
+                  <w:tcBorders>
+                    <w:top w:val="single" w:color="B7C2D1" w:sz="4"/>
+                    <w:left w:val="single" w:color="B7C2D1" w:sz="4"/>
+                    <w:bottom w:val="single" w:color="B7C2D1" w:sz="4"/>
+                    <w:right w:val="single" w:color="B7C2D1" w:sz="4"/>
+                  </w:tcBorders>
+                  <w:shd w:fill="FFFFFF" w:color="auto" w:val="clear"/>
+                  <w:tcMar>
+                    <w:top w:type="dxa" w:w="80"/>
+                    <w:left w:type="dxa" w:w="120"/>
+                    <w:bottom w:type="dxa" w:w="80"/>
+                    <w:right w:type="dxa" w:w="120"/>
+                  </w:tcMar>
+                  <w:vAlign w:val="center"/>
+                </w:tcPr>
+                <w:p>
+                  <w:pPr>
+                    <w:spacing w:after="0" w:before="0"/>
+                  </w:pPr>
+                  <w:r>
+                    <w:rPr>
+                      <w:rFonts w:ascii="Arial" w:cs="Arial" w:eastAsia="Arial" w:hAnsi="Arial"/>
+                      <w:b w:val="false"/>
+                      <w:bCs w:val="false"/>
+                      <w:sz w:val="21"/>
+                      <w:szCs w:val="21"/>
+                    </w:rPr>
+                    <w:t xml:space="preserve">2</w:t>
+                  </w:r>
+                </w:p>
+              </w:tc>
+              <w:tc>
+                <w:tcPr>
+                  <w:tcW w:type="dxa" w:w="3342"/>
+                  <w:tcBorders>
+                    <w:top w:val="single" w:color="B7C2D1" w:sz="4"/>
+                    <w:left w:val="single" w:color="B7C2D1" w:sz="4"/>
+                    <w:bottom w:val="single" w:color="B7C2D1" w:sz="4"/>
+                    <w:right w:val="single" w:color="B7C2D1" w:sz="4"/>
+                  </w:tcBorders>
+                  <w:shd w:fill="FFFFFF" w:color="auto" w:val="clear"/>
+                  <w:tcMar>
+                    <w:top w:type="dxa" w:w="80"/>
+                    <w:left w:type="dxa" w:w="120"/>
+                    <w:bottom w:type="dxa" w:w="80"/>
+                    <w:right w:type="dxa" w:w="120"/>
+                  </w:tcMar>
+                  <w:vAlign w:val="center"/>
+                </w:tcPr>
+                <w:p>
+                  <w:pPr>
+                    <w:spacing w:after="0" w:before="0"/>
+                  </w:pPr>
+                  <w:r>
+                    <w:rPr>
+                      <w:rFonts w:ascii="Arial" w:cs="Arial" w:eastAsia="Arial" w:hAnsi="Arial"/>
+                      <w:b w:val="false"/>
+                      <w:bCs w:val="false"/>
+                      <w:sz w:val="21"/>
+                      <w:szCs w:val="21"/>
+                    </w:rPr>
+                    <w:t xml:space="preserve"/>
+                  </w:r>
+                </w:p>
+              </w:tc>
+            </w:tr>
+            <w:tr>
+              <w:trPr>
+                <w:cantSplit/>
+                <w:trHeight w:val="360" w:hRule="atLeast"/>
+              </w:trPr>
+              <w:tc>
+                <w:tcPr>
+                  <w:tcW w:type="dxa" w:w="3342"/>
+                  <w:tcBorders>
+                    <w:top w:val="single" w:color="B7C2D1" w:sz="4"/>
+                    <w:left w:val="single" w:color="B7C2D1" w:sz="4"/>
+                    <w:bottom w:val="single" w:color="B7C2D1" w:sz="4"/>
+                    <w:right w:val="single" w:color="B7C2D1" w:sz="4"/>
+                  </w:tcBorders>
+                  <w:shd w:fill="FFFFFF" w:color="auto" w:val="clear"/>
+                  <w:tcMar>
+                    <w:top w:type="dxa" w:w="80"/>
+                    <w:left w:type="dxa" w:w="120"/>
+                    <w:bottom w:type="dxa" w:w="80"/>
+                    <w:right w:type="dxa" w:w="120"/>
+                  </w:tcMar>
+                  <w:vAlign w:val="center"/>
+                </w:tcPr>
+                <w:p>
+                  <w:pPr>
+                    <w:spacing w:after="0" w:before="0"/>
+                  </w:pPr>
+                  <w:r>
+                    <w:rPr>
+                      <w:rFonts w:ascii="Arial" w:cs="Arial" w:eastAsia="Arial" w:hAnsi="Arial"/>
+                      <w:sz w:val="21"/>
+                      <w:szCs w:val="21"/>
+                    </w:rPr>
+                    <w:t xml:space="preserve">Ask the user for three whole numbers. Add all three together and display [total] and nothing else.</w:t>
+                  </w:r>
+                </w:p>
+              </w:tc>
+              <w:tc>
+                <w:tcPr>
+                  <w:tcW w:type="dxa" w:w="3342"/>
+                  <w:tcBorders>
+                    <w:top w:val="single" w:color="B7C2D1" w:sz="4"/>
+                    <w:left w:val="single" w:color="B7C2D1" w:sz="4"/>
+                    <w:bottom w:val="single" w:color="B7C2D1" w:sz="4"/>
+                    <w:right w:val="single" w:color="B7C2D1" w:sz="4"/>
+                  </w:tcBorders>
+                  <w:shd w:fill="FFFFFF" w:color="auto" w:val="clear"/>
+                  <w:tcMar>
+                    <w:top w:type="dxa" w:w="80"/>
+                    <w:left w:type="dxa" w:w="120"/>
+                    <w:bottom w:type="dxa" w:w="80"/>
+                    <w:right w:type="dxa" w:w="120"/>
+                  </w:tcMar>
+                  <w:vAlign w:val="center"/>
+                </w:tcPr>
+                <w:p>
+                  <w:pPr>
+                    <w:spacing w:after="0" w:before="0"/>
+                  </w:pPr>
+                  <w:r>
+                    <w:rPr>
+                      <w:rFonts w:ascii="Arial" w:cs="Arial" w:eastAsia="Arial" w:hAnsi="Arial"/>
+                      <w:b w:val="false"/>
+                      <w:bCs w:val="false"/>
+                      <w:sz w:val="21"/>
+                      <w:szCs w:val="21"/>
+                    </w:rPr>
+                    <w:t xml:space="preserve">2</w:t>
+                  </w:r>
+                </w:p>
+              </w:tc>
+              <w:tc>
+                <w:tcPr>
+                  <w:tcW w:type="dxa" w:w="3342"/>
+                  <w:tcBorders>
+                    <w:top w:val="single" w:color="B7C2D1" w:sz="4"/>
+                    <w:left w:val="single" w:color="B7C2D1" w:sz="4"/>
+                    <w:bottom w:val="single" w:color="B7C2D1" w:sz="4"/>
+                    <w:right w:val="single" w:color="B7C2D1" w:sz="4"/>
+                  </w:tcBorders>
+                  <w:shd w:fill="FFFFFF" w:color="auto" w:val="clear"/>
+                  <w:tcMar>
+                    <w:top w:type="dxa" w:w="80"/>
+                    <w:left w:type="dxa" w:w="120"/>
+                    <w:bottom w:type="dxa" w:w="80"/>
+                    <w:right w:type="dxa" w:w="120"/>
+                  </w:tcMar>
+                  <w:vAlign w:val="center"/>
+                </w:tcPr>
+                <w:p>
+                  <w:pPr>
+                    <w:spacing w:after="0" w:before="0"/>
+                  </w:pPr>
+                  <w:r>
+                    <w:rPr>
+                      <w:rFonts w:ascii="Arial" w:cs="Arial" w:eastAsia="Arial" w:hAnsi="Arial"/>
+                      <w:b w:val="false"/>
+                      <w:bCs w:val="false"/>
+                      <w:sz w:val="21"/>
+                      <w:szCs w:val="21"/>
+                    </w:rPr>
+                    <w:t xml:space="preserve"/>
+                  </w:r>
+                </w:p>
+              </w:tc>
+            </w:tr>
+            <w:tr>
+              <w:trPr>
+                <w:cantSplit/>
+                <w:trHeight w:val="360" w:hRule="atLeast"/>
+              </w:trPr>
+              <w:tc>
+                <w:tcPr>
+                  <w:tcW w:type="dxa" w:w="3342"/>
+                  <w:tcBorders>
+                    <w:top w:val="single" w:color="B7C2D1" w:sz="4"/>
+                    <w:left w:val="single" w:color="B7C2D1" w:sz="4"/>
+                    <w:bottom w:val="single" w:color="B7C2D1" w:sz="4"/>
+                    <w:right w:val="single" w:color="B7C2D1" w:sz="4"/>
+                  </w:tcBorders>
+                  <w:shd w:fill="FFFFFF" w:color="auto" w:val="clear"/>
+                  <w:tcMar>
+                    <w:top w:type="dxa" w:w="80"/>
+                    <w:left w:type="dxa" w:w="120"/>
+                    <w:bottom w:type="dxa" w:w="80"/>
+                    <w:right w:type="dxa" w:w="120"/>
+                  </w:tcMar>
+                  <w:vAlign w:val="center"/>
+                </w:tcPr>
+                <w:p>
+                  <w:pPr>
+                    <w:spacing w:after="0" w:before="0"/>
+                  </w:pPr>
+                  <w:r>
+                    <w:rPr>
+                      <w:rFonts w:ascii="Arial" w:cs="Arial" w:eastAsia="Arial" w:hAnsi="Arial"/>
+                      <w:sz w:val="21"/>
+                      <w:szCs w:val="21"/>
+                    </w:rPr>
+                    <w:t xml:space="preserve">Ask the user for three whole numbers. Add the first two together, multiply that answer by the third, and display [answer] and nothing else.</w:t>
+                  </w:r>
+                </w:p>
+              </w:tc>
+              <w:tc>
+                <w:tcPr>
+                  <w:tcW w:type="dxa" w:w="3342"/>
+                  <w:tcBorders>
+                    <w:top w:val="single" w:color="B7C2D1" w:sz="4"/>
+                    <w:left w:val="single" w:color="B7C2D1" w:sz="4"/>
+                    <w:bottom w:val="single" w:color="B7C2D1" w:sz="4"/>
+                    <w:right w:val="single" w:color="B7C2D1" w:sz="4"/>
+                  </w:tcBorders>
+                  <w:shd w:fill="FFFFFF" w:color="auto" w:val="clear"/>
+                  <w:tcMar>
+                    <w:top w:type="dxa" w:w="80"/>
+                    <w:left w:type="dxa" w:w="120"/>
+                    <w:bottom w:type="dxa" w:w="80"/>
+                    <w:right w:type="dxa" w:w="120"/>
+                  </w:tcMar>
+                  <w:vAlign w:val="center"/>
+                </w:tcPr>
+                <w:p>
+                  <w:pPr>
+                    <w:spacing w:after="0" w:before="0"/>
+                  </w:pPr>
+                  <w:r>
+                    <w:rPr>
+                      <w:rFonts w:ascii="Arial" w:cs="Arial" w:eastAsia="Arial" w:hAnsi="Arial"/>
+                      <w:b w:val="false"/>
+                      <w:bCs w:val="false"/>
+                      <w:sz w:val="21"/>
+                      <w:szCs w:val="21"/>
+                    </w:rPr>
+                    <w:t xml:space="preserve">2</w:t>
                   </w:r>
                 </w:p>
               </w:tc>
@@ -2528,7 +2846,7 @@
                       <w:sz w:val="21"/>
                       <w:szCs w:val="21"/>
                     </w:rPr>
-                    <w:t xml:space="preserve">Ask the user for the number of books and how many one crate holds. Display [full crates], then [books left over] on the next line.</w:t>
+                    <w:t xml:space="preserve">Ask the user for two whole numbers. Work out how many whole times the second goes into the first and display [answer] and nothing else.</w:t>
                   </w:r>
                 </w:p>
               </w:tc>
@@ -2562,7 +2880,7 @@
                       <w:sz w:val="21"/>
                       <w:szCs w:val="21"/>
                     </w:rPr>
-                    <w:t xml:space="preserve">3</w:t>
+                    <w:t xml:space="preserve">2</w:t>
                   </w:r>
                 </w:p>
               </w:tc>
@@ -2634,7 +2952,219 @@
                       <w:sz w:val="21"/>
                       <w:szCs w:val="21"/>
                     </w:rPr>
-                    <w:t xml:space="preserve">Ask the user for the total number of stickers. There are always 8 pupils, fixed in your program. Display [stickers each], then [stickers left over] on the next line.</w:t>
+                    <w:t xml:space="preserve">Ask the user for two whole numbers. Work out what is left over when the first is divided by the second and display [remainder] and nothing else.</w:t>
+                  </w:r>
+                </w:p>
+              </w:tc>
+              <w:tc>
+                <w:tcPr>
+                  <w:tcW w:type="dxa" w:w="3342"/>
+                  <w:tcBorders>
+                    <w:top w:val="single" w:color="B7C2D1" w:sz="4"/>
+                    <w:left w:val="single" w:color="B7C2D1" w:sz="4"/>
+                    <w:bottom w:val="single" w:color="B7C2D1" w:sz="4"/>
+                    <w:right w:val="single" w:color="B7C2D1" w:sz="4"/>
+                  </w:tcBorders>
+                  <w:shd w:fill="FFFFFF" w:color="auto" w:val="clear"/>
+                  <w:tcMar>
+                    <w:top w:type="dxa" w:w="80"/>
+                    <w:left w:type="dxa" w:w="120"/>
+                    <w:bottom w:type="dxa" w:w="80"/>
+                    <w:right w:type="dxa" w:w="120"/>
+                  </w:tcMar>
+                  <w:vAlign w:val="center"/>
+                </w:tcPr>
+                <w:p>
+                  <w:pPr>
+                    <w:spacing w:after="0" w:before="0"/>
+                  </w:pPr>
+                  <w:r>
+                    <w:rPr>
+                      <w:rFonts w:ascii="Arial" w:cs="Arial" w:eastAsia="Arial" w:hAnsi="Arial"/>
+                      <w:b w:val="false"/>
+                      <w:bCs w:val="false"/>
+                      <w:sz w:val="21"/>
+                      <w:szCs w:val="21"/>
+                    </w:rPr>
+                    <w:t xml:space="preserve">2</w:t>
+                  </w:r>
+                </w:p>
+              </w:tc>
+              <w:tc>
+                <w:tcPr>
+                  <w:tcW w:type="dxa" w:w="3342"/>
+                  <w:tcBorders>
+                    <w:top w:val="single" w:color="B7C2D1" w:sz="4"/>
+                    <w:left w:val="single" w:color="B7C2D1" w:sz="4"/>
+                    <w:bottom w:val="single" w:color="B7C2D1" w:sz="4"/>
+                    <w:right w:val="single" w:color="B7C2D1" w:sz="4"/>
+                  </w:tcBorders>
+                  <w:shd w:fill="FFFFFF" w:color="auto" w:val="clear"/>
+                  <w:tcMar>
+                    <w:top w:type="dxa" w:w="80"/>
+                    <w:left w:type="dxa" w:w="120"/>
+                    <w:bottom w:type="dxa" w:w="80"/>
+                    <w:right w:type="dxa" w:w="120"/>
+                  </w:tcMar>
+                  <w:vAlign w:val="center"/>
+                </w:tcPr>
+                <w:p>
+                  <w:pPr>
+                    <w:spacing w:after="0" w:before="0"/>
+                  </w:pPr>
+                  <w:r>
+                    <w:rPr>
+                      <w:rFonts w:ascii="Arial" w:cs="Arial" w:eastAsia="Arial" w:hAnsi="Arial"/>
+                      <w:b w:val="false"/>
+                      <w:bCs w:val="false"/>
+                      <w:sz w:val="21"/>
+                      <w:szCs w:val="21"/>
+                    </w:rPr>
+                    <w:t xml:space="preserve"/>
+                  </w:r>
+                </w:p>
+              </w:tc>
+            </w:tr>
+            <w:tr>
+              <w:trPr>
+                <w:cantSplit/>
+                <w:trHeight w:val="360" w:hRule="atLeast"/>
+              </w:trPr>
+              <w:tc>
+                <w:tcPr>
+                  <w:tcW w:type="dxa" w:w="3342"/>
+                  <w:tcBorders>
+                    <w:top w:val="single" w:color="B7C2D1" w:sz="4"/>
+                    <w:left w:val="single" w:color="B7C2D1" w:sz="4"/>
+                    <w:bottom w:val="single" w:color="B7C2D1" w:sz="4"/>
+                    <w:right w:val="single" w:color="B7C2D1" w:sz="4"/>
+                  </w:tcBorders>
+                  <w:shd w:fill="FFFFFF" w:color="auto" w:val="clear"/>
+                  <w:tcMar>
+                    <w:top w:type="dxa" w:w="80"/>
+                    <w:left w:type="dxa" w:w="120"/>
+                    <w:bottom w:type="dxa" w:w="80"/>
+                    <w:right w:type="dxa" w:w="120"/>
+                  </w:tcMar>
+                  <w:vAlign w:val="center"/>
+                </w:tcPr>
+                <w:p>
+                  <w:pPr>
+                    <w:spacing w:after="0" w:before="0"/>
+                  </w:pPr>
+                  <w:r>
+                    <w:rPr>
+                      <w:rFonts w:ascii="Arial" w:cs="Arial" w:eastAsia="Arial" w:hAnsi="Arial"/>
+                      <w:sz w:val="21"/>
+                      <w:szCs w:val="21"/>
+                    </w:rPr>
+                    <w:t xml:space="preserve">Ask the user for one whole number. Divide it by the fixed number 8. Display [whole lots], then [what is left over] on the next line.</w:t>
+                  </w:r>
+                </w:p>
+              </w:tc>
+              <w:tc>
+                <w:tcPr>
+                  <w:tcW w:type="dxa" w:w="3342"/>
+                  <w:tcBorders>
+                    <w:top w:val="single" w:color="B7C2D1" w:sz="4"/>
+                    <w:left w:val="single" w:color="B7C2D1" w:sz="4"/>
+                    <w:bottom w:val="single" w:color="B7C2D1" w:sz="4"/>
+                    <w:right w:val="single" w:color="B7C2D1" w:sz="4"/>
+                  </w:tcBorders>
+                  <w:shd w:fill="FFFFFF" w:color="auto" w:val="clear"/>
+                  <w:tcMar>
+                    <w:top w:type="dxa" w:w="80"/>
+                    <w:left w:type="dxa" w:w="120"/>
+                    <w:bottom w:type="dxa" w:w="80"/>
+                    <w:right w:type="dxa" w:w="120"/>
+                  </w:tcMar>
+                  <w:vAlign w:val="center"/>
+                </w:tcPr>
+                <w:p>
+                  <w:pPr>
+                    <w:spacing w:after="0" w:before="0"/>
+                  </w:pPr>
+                  <w:r>
+                    <w:rPr>
+                      <w:rFonts w:ascii="Arial" w:cs="Arial" w:eastAsia="Arial" w:hAnsi="Arial"/>
+                      <w:b w:val="false"/>
+                      <w:bCs w:val="false"/>
+                      <w:sz w:val="21"/>
+                      <w:szCs w:val="21"/>
+                    </w:rPr>
+                    <w:t xml:space="preserve">2</w:t>
+                  </w:r>
+                </w:p>
+              </w:tc>
+              <w:tc>
+                <w:tcPr>
+                  <w:tcW w:type="dxa" w:w="3342"/>
+                  <w:tcBorders>
+                    <w:top w:val="single" w:color="B7C2D1" w:sz="4"/>
+                    <w:left w:val="single" w:color="B7C2D1" w:sz="4"/>
+                    <w:bottom w:val="single" w:color="B7C2D1" w:sz="4"/>
+                    <w:right w:val="single" w:color="B7C2D1" w:sz="4"/>
+                  </w:tcBorders>
+                  <w:shd w:fill="FFFFFF" w:color="auto" w:val="clear"/>
+                  <w:tcMar>
+                    <w:top w:type="dxa" w:w="80"/>
+                    <w:left w:type="dxa" w:w="120"/>
+                    <w:bottom w:type="dxa" w:w="80"/>
+                    <w:right w:type="dxa" w:w="120"/>
+                  </w:tcMar>
+                  <w:vAlign w:val="center"/>
+                </w:tcPr>
+                <w:p>
+                  <w:pPr>
+                    <w:spacing w:after="0" w:before="0"/>
+                  </w:pPr>
+                  <w:r>
+                    <w:rPr>
+                      <w:rFonts w:ascii="Arial" w:cs="Arial" w:eastAsia="Arial" w:hAnsi="Arial"/>
+                      <w:b w:val="false"/>
+                      <w:bCs w:val="false"/>
+                      <w:sz w:val="21"/>
+                      <w:szCs w:val="21"/>
+                    </w:rPr>
+                    <w:t xml:space="preserve"/>
+                  </w:r>
+                </w:p>
+              </w:tc>
+            </w:tr>
+            <w:tr>
+              <w:trPr>
+                <w:cantSplit/>
+                <w:trHeight w:val="360" w:hRule="atLeast"/>
+              </w:trPr>
+              <w:tc>
+                <w:tcPr>
+                  <w:tcW w:type="dxa" w:w="3342"/>
+                  <w:tcBorders>
+                    <w:top w:val="single" w:color="B7C2D1" w:sz="4"/>
+                    <w:left w:val="single" w:color="B7C2D1" w:sz="4"/>
+                    <w:bottom w:val="single" w:color="B7C2D1" w:sz="4"/>
+                    <w:right w:val="single" w:color="B7C2D1" w:sz="4"/>
+                  </w:tcBorders>
+                  <w:shd w:fill="FFFFFF" w:color="auto" w:val="clear"/>
+                  <w:tcMar>
+                    <w:top w:type="dxa" w:w="80"/>
+                    <w:left w:type="dxa" w:w="120"/>
+                    <w:bottom w:type="dxa" w:w="80"/>
+                    <w:right w:type="dxa" w:w="120"/>
+                  </w:tcMar>
+                  <w:vAlign w:val="center"/>
+                </w:tcPr>
+                <w:p>
+                  <w:pPr>
+                    <w:spacing w:after="0" w:before="0"/>
+                  </w:pPr>
+                  <w:r>
+                    <w:rPr>
+                      <w:rFonts w:ascii="Arial" w:cs="Arial" w:eastAsia="Arial" w:hAnsi="Arial"/>
+                      <w:sz w:val="21"/>
+                      <w:szCs w:val="21"/>
+                    </w:rPr>
+                    <w:t xml:space="preserve">Ask the user for two whole numbers. Display [how many whole times the second goes into the first], then [what is left over] on the next line.</w:t>
                   </w:r>
                 </w:p>
               </w:tc>
@@ -3308,7 +3838,7 @@
                       <w:sz w:val="21"/>
                       <w:szCs w:val="21"/>
                     </w:rPr>
-                    <w:t xml:space="preserve">Ask the user for the length of a side. Work out the side to the power 2, then the side to the power 3. Display [area], then [volume] on the next line.</w:t>
+                    <w:t xml:space="preserve">Ask the user for a whole number. Raise it to the power 2 and display [answer] and nothing else.</w:t>
                   </w:r>
                 </w:p>
               </w:tc>
@@ -3342,7 +3872,7 @@
                       <w:sz w:val="21"/>
                       <w:szCs w:val="21"/>
                     </w:rPr>
-                    <w:t xml:space="preserve">3</w:t>
+                    <w:t xml:space="preserve">2</w:t>
                   </w:r>
                 </w:p>
               </w:tc>
@@ -3414,7 +3944,219 @@
                       <w:sz w:val="21"/>
                       <w:szCs w:val="21"/>
                     </w:rPr>
-                    <w:t xml:space="preserve">Ask the user for the area of a square, which may have a decimal point. Work out its square root and display [length of one side] and nothing else.</w:t>
+                    <w:t xml:space="preserve">Ask the user for a whole number. Raise it to the power 3 and display [answer] and nothing else.</w:t>
+                  </w:r>
+                </w:p>
+              </w:tc>
+              <w:tc>
+                <w:tcPr>
+                  <w:tcW w:type="dxa" w:w="3342"/>
+                  <w:tcBorders>
+                    <w:top w:val="single" w:color="B7C2D1" w:sz="4"/>
+                    <w:left w:val="single" w:color="B7C2D1" w:sz="4"/>
+                    <w:bottom w:val="single" w:color="B7C2D1" w:sz="4"/>
+                    <w:right w:val="single" w:color="B7C2D1" w:sz="4"/>
+                  </w:tcBorders>
+                  <w:shd w:fill="FFFFFF" w:color="auto" w:val="clear"/>
+                  <w:tcMar>
+                    <w:top w:type="dxa" w:w="80"/>
+                    <w:left w:type="dxa" w:w="120"/>
+                    <w:bottom w:type="dxa" w:w="80"/>
+                    <w:right w:type="dxa" w:w="120"/>
+                  </w:tcMar>
+                  <w:vAlign w:val="center"/>
+                </w:tcPr>
+                <w:p>
+                  <w:pPr>
+                    <w:spacing w:after="0" w:before="0"/>
+                  </w:pPr>
+                  <w:r>
+                    <w:rPr>
+                      <w:rFonts w:ascii="Arial" w:cs="Arial" w:eastAsia="Arial" w:hAnsi="Arial"/>
+                      <w:b w:val="false"/>
+                      <w:bCs w:val="false"/>
+                      <w:sz w:val="21"/>
+                      <w:szCs w:val="21"/>
+                    </w:rPr>
+                    <w:t xml:space="preserve">2</w:t>
+                  </w:r>
+                </w:p>
+              </w:tc>
+              <w:tc>
+                <w:tcPr>
+                  <w:tcW w:type="dxa" w:w="3342"/>
+                  <w:tcBorders>
+                    <w:top w:val="single" w:color="B7C2D1" w:sz="4"/>
+                    <w:left w:val="single" w:color="B7C2D1" w:sz="4"/>
+                    <w:bottom w:val="single" w:color="B7C2D1" w:sz="4"/>
+                    <w:right w:val="single" w:color="B7C2D1" w:sz="4"/>
+                  </w:tcBorders>
+                  <w:shd w:fill="FFFFFF" w:color="auto" w:val="clear"/>
+                  <w:tcMar>
+                    <w:top w:type="dxa" w:w="80"/>
+                    <w:left w:type="dxa" w:w="120"/>
+                    <w:bottom w:type="dxa" w:w="80"/>
+                    <w:right w:type="dxa" w:w="120"/>
+                  </w:tcMar>
+                  <w:vAlign w:val="center"/>
+                </w:tcPr>
+                <w:p>
+                  <w:pPr>
+                    <w:spacing w:after="0" w:before="0"/>
+                  </w:pPr>
+                  <w:r>
+                    <w:rPr>
+                      <w:rFonts w:ascii="Arial" w:cs="Arial" w:eastAsia="Arial" w:hAnsi="Arial"/>
+                      <w:b w:val="false"/>
+                      <w:bCs w:val="false"/>
+                      <w:sz w:val="21"/>
+                      <w:szCs w:val="21"/>
+                    </w:rPr>
+                    <w:t xml:space="preserve"/>
+                  </w:r>
+                </w:p>
+              </w:tc>
+            </w:tr>
+            <w:tr>
+              <w:trPr>
+                <w:cantSplit/>
+                <w:trHeight w:val="360" w:hRule="atLeast"/>
+              </w:trPr>
+              <w:tc>
+                <w:tcPr>
+                  <w:tcW w:type="dxa" w:w="3342"/>
+                  <w:tcBorders>
+                    <w:top w:val="single" w:color="B7C2D1" w:sz="4"/>
+                    <w:left w:val="single" w:color="B7C2D1" w:sz="4"/>
+                    <w:bottom w:val="single" w:color="B7C2D1" w:sz="4"/>
+                    <w:right w:val="single" w:color="B7C2D1" w:sz="4"/>
+                  </w:tcBorders>
+                  <w:shd w:fill="FFFFFF" w:color="auto" w:val="clear"/>
+                  <w:tcMar>
+                    <w:top w:type="dxa" w:w="80"/>
+                    <w:left w:type="dxa" w:w="120"/>
+                    <w:bottom w:type="dxa" w:w="80"/>
+                    <w:right w:type="dxa" w:w="120"/>
+                  </w:tcMar>
+                  <w:vAlign w:val="center"/>
+                </w:tcPr>
+                <w:p>
+                  <w:pPr>
+                    <w:spacing w:after="0" w:before="0"/>
+                  </w:pPr>
+                  <w:r>
+                    <w:rPr>
+                      <w:rFonts w:ascii="Arial" w:cs="Arial" w:eastAsia="Arial" w:hAnsi="Arial"/>
+                      <w:sz w:val="21"/>
+                      <w:szCs w:val="21"/>
+                    </w:rPr>
+                    <w:t xml:space="preserve">Ask the user for a whole number. Raise the fixed number 2 to that power and display [answer] and nothing else.</w:t>
+                  </w:r>
+                </w:p>
+              </w:tc>
+              <w:tc>
+                <w:tcPr>
+                  <w:tcW w:type="dxa" w:w="3342"/>
+                  <w:tcBorders>
+                    <w:top w:val="single" w:color="B7C2D1" w:sz="4"/>
+                    <w:left w:val="single" w:color="B7C2D1" w:sz="4"/>
+                    <w:bottom w:val="single" w:color="B7C2D1" w:sz="4"/>
+                    <w:right w:val="single" w:color="B7C2D1" w:sz="4"/>
+                  </w:tcBorders>
+                  <w:shd w:fill="FFFFFF" w:color="auto" w:val="clear"/>
+                  <w:tcMar>
+                    <w:top w:type="dxa" w:w="80"/>
+                    <w:left w:type="dxa" w:w="120"/>
+                    <w:bottom w:type="dxa" w:w="80"/>
+                    <w:right w:type="dxa" w:w="120"/>
+                  </w:tcMar>
+                  <w:vAlign w:val="center"/>
+                </w:tcPr>
+                <w:p>
+                  <w:pPr>
+                    <w:spacing w:after="0" w:before="0"/>
+                  </w:pPr>
+                  <w:r>
+                    <w:rPr>
+                      <w:rFonts w:ascii="Arial" w:cs="Arial" w:eastAsia="Arial" w:hAnsi="Arial"/>
+                      <w:b w:val="false"/>
+                      <w:bCs w:val="false"/>
+                      <w:sz w:val="21"/>
+                      <w:szCs w:val="21"/>
+                    </w:rPr>
+                    <w:t xml:space="preserve">2</w:t>
+                  </w:r>
+                </w:p>
+              </w:tc>
+              <w:tc>
+                <w:tcPr>
+                  <w:tcW w:type="dxa" w:w="3342"/>
+                  <w:tcBorders>
+                    <w:top w:val="single" w:color="B7C2D1" w:sz="4"/>
+                    <w:left w:val="single" w:color="B7C2D1" w:sz="4"/>
+                    <w:bottom w:val="single" w:color="B7C2D1" w:sz="4"/>
+                    <w:right w:val="single" w:color="B7C2D1" w:sz="4"/>
+                  </w:tcBorders>
+                  <w:shd w:fill="FFFFFF" w:color="auto" w:val="clear"/>
+                  <w:tcMar>
+                    <w:top w:type="dxa" w:w="80"/>
+                    <w:left w:type="dxa" w:w="120"/>
+                    <w:bottom w:type="dxa" w:w="80"/>
+                    <w:right w:type="dxa" w:w="120"/>
+                  </w:tcMar>
+                  <w:vAlign w:val="center"/>
+                </w:tcPr>
+                <w:p>
+                  <w:pPr>
+                    <w:spacing w:after="0" w:before="0"/>
+                  </w:pPr>
+                  <w:r>
+                    <w:rPr>
+                      <w:rFonts w:ascii="Arial" w:cs="Arial" w:eastAsia="Arial" w:hAnsi="Arial"/>
+                      <w:b w:val="false"/>
+                      <w:bCs w:val="false"/>
+                      <w:sz w:val="21"/>
+                      <w:szCs w:val="21"/>
+                    </w:rPr>
+                    <w:t xml:space="preserve"/>
+                  </w:r>
+                </w:p>
+              </w:tc>
+            </w:tr>
+            <w:tr>
+              <w:trPr>
+                <w:cantSplit/>
+                <w:trHeight w:val="360" w:hRule="atLeast"/>
+              </w:trPr>
+              <w:tc>
+                <w:tcPr>
+                  <w:tcW w:type="dxa" w:w="3342"/>
+                  <w:tcBorders>
+                    <w:top w:val="single" w:color="B7C2D1" w:sz="4"/>
+                    <w:left w:val="single" w:color="B7C2D1" w:sz="4"/>
+                    <w:bottom w:val="single" w:color="B7C2D1" w:sz="4"/>
+                    <w:right w:val="single" w:color="B7C2D1" w:sz="4"/>
+                  </w:tcBorders>
+                  <w:shd w:fill="FFFFFF" w:color="auto" w:val="clear"/>
+                  <w:tcMar>
+                    <w:top w:type="dxa" w:w="80"/>
+                    <w:left w:type="dxa" w:w="120"/>
+                    <w:bottom w:type="dxa" w:w="80"/>
+                    <w:right w:type="dxa" w:w="120"/>
+                  </w:tcMar>
+                  <w:vAlign w:val="center"/>
+                </w:tcPr>
+                <w:p>
+                  <w:pPr>
+                    <w:spacing w:after="0" w:before="0"/>
+                  </w:pPr>
+                  <w:r>
+                    <w:rPr>
+                      <w:rFonts w:ascii="Arial" w:cs="Arial" w:eastAsia="Arial" w:hAnsi="Arial"/>
+                      <w:sz w:val="21"/>
+                      <w:szCs w:val="21"/>
+                    </w:rPr>
+                    <w:t xml:space="preserve">Ask the user for a number, which may have a decimal point. Work out its square root and display [answer] and nothing else.</w:t>
                   </w:r>
                 </w:p>
               </w:tc>
@@ -4088,7 +4830,219 @@
                       <w:sz w:val="21"/>
                       <w:szCs w:val="21"/>
                     </w:rPr>
-                    <w:t xml:space="preserve">Ask the user for an amount, which may have a decimal point. Use round() to display [amount to the nearest whole number], then [amount to 2 decimal places] on the next line.</w:t>
+                    <w:t xml:space="preserve">Ask the user for a number, which may have a decimal point. Use round() to display [the number to the nearest whole number] and nothing else.</w:t>
+                  </w:r>
+                </w:p>
+              </w:tc>
+              <w:tc>
+                <w:tcPr>
+                  <w:tcW w:type="dxa" w:w="3342"/>
+                  <w:tcBorders>
+                    <w:top w:val="single" w:color="B7C2D1" w:sz="4"/>
+                    <w:left w:val="single" w:color="B7C2D1" w:sz="4"/>
+                    <w:bottom w:val="single" w:color="B7C2D1" w:sz="4"/>
+                    <w:right w:val="single" w:color="B7C2D1" w:sz="4"/>
+                  </w:tcBorders>
+                  <w:shd w:fill="FFFFFF" w:color="auto" w:val="clear"/>
+                  <w:tcMar>
+                    <w:top w:type="dxa" w:w="80"/>
+                    <w:left w:type="dxa" w:w="120"/>
+                    <w:bottom w:type="dxa" w:w="80"/>
+                    <w:right w:type="dxa" w:w="120"/>
+                  </w:tcMar>
+                  <w:vAlign w:val="center"/>
+                </w:tcPr>
+                <w:p>
+                  <w:pPr>
+                    <w:spacing w:after="0" w:before="0"/>
+                  </w:pPr>
+                  <w:r>
+                    <w:rPr>
+                      <w:rFonts w:ascii="Arial" w:cs="Arial" w:eastAsia="Arial" w:hAnsi="Arial"/>
+                      <w:b w:val="false"/>
+                      <w:bCs w:val="false"/>
+                      <w:sz w:val="21"/>
+                      <w:szCs w:val="21"/>
+                    </w:rPr>
+                    <w:t xml:space="preserve">2</w:t>
+                  </w:r>
+                </w:p>
+              </w:tc>
+              <w:tc>
+                <w:tcPr>
+                  <w:tcW w:type="dxa" w:w="3342"/>
+                  <w:tcBorders>
+                    <w:top w:val="single" w:color="B7C2D1" w:sz="4"/>
+                    <w:left w:val="single" w:color="B7C2D1" w:sz="4"/>
+                    <w:bottom w:val="single" w:color="B7C2D1" w:sz="4"/>
+                    <w:right w:val="single" w:color="B7C2D1" w:sz="4"/>
+                  </w:tcBorders>
+                  <w:shd w:fill="FFFFFF" w:color="auto" w:val="clear"/>
+                  <w:tcMar>
+                    <w:top w:type="dxa" w:w="80"/>
+                    <w:left w:type="dxa" w:w="120"/>
+                    <w:bottom w:type="dxa" w:w="80"/>
+                    <w:right w:type="dxa" w:w="120"/>
+                  </w:tcMar>
+                  <w:vAlign w:val="center"/>
+                </w:tcPr>
+                <w:p>
+                  <w:pPr>
+                    <w:spacing w:after="0" w:before="0"/>
+                  </w:pPr>
+                  <w:r>
+                    <w:rPr>
+                      <w:rFonts w:ascii="Arial" w:cs="Arial" w:eastAsia="Arial" w:hAnsi="Arial"/>
+                      <w:b w:val="false"/>
+                      <w:bCs w:val="false"/>
+                      <w:sz w:val="21"/>
+                      <w:szCs w:val="21"/>
+                    </w:rPr>
+                    <w:t xml:space="preserve"/>
+                  </w:r>
+                </w:p>
+              </w:tc>
+            </w:tr>
+            <w:tr>
+              <w:trPr>
+                <w:cantSplit/>
+                <w:trHeight w:val="360" w:hRule="atLeast"/>
+              </w:trPr>
+              <w:tc>
+                <w:tcPr>
+                  <w:tcW w:type="dxa" w:w="3342"/>
+                  <w:tcBorders>
+                    <w:top w:val="single" w:color="B7C2D1" w:sz="4"/>
+                    <w:left w:val="single" w:color="B7C2D1" w:sz="4"/>
+                    <w:bottom w:val="single" w:color="B7C2D1" w:sz="4"/>
+                    <w:right w:val="single" w:color="B7C2D1" w:sz="4"/>
+                  </w:tcBorders>
+                  <w:shd w:fill="FFFFFF" w:color="auto" w:val="clear"/>
+                  <w:tcMar>
+                    <w:top w:type="dxa" w:w="80"/>
+                    <w:left w:type="dxa" w:w="120"/>
+                    <w:bottom w:type="dxa" w:w="80"/>
+                    <w:right w:type="dxa" w:w="120"/>
+                  </w:tcMar>
+                  <w:vAlign w:val="center"/>
+                </w:tcPr>
+                <w:p>
+                  <w:pPr>
+                    <w:spacing w:after="0" w:before="0"/>
+                  </w:pPr>
+                  <w:r>
+                    <w:rPr>
+                      <w:rFonts w:ascii="Arial" w:cs="Arial" w:eastAsia="Arial" w:hAnsi="Arial"/>
+                      <w:sz w:val="21"/>
+                      <w:szCs w:val="21"/>
+                    </w:rPr>
+                    <w:t xml:space="preserve">Ask the user for a number, which may have a decimal point. Use round() to display [the number to 2 decimal places] and nothing else.</w:t>
+                  </w:r>
+                </w:p>
+              </w:tc>
+              <w:tc>
+                <w:tcPr>
+                  <w:tcW w:type="dxa" w:w="3342"/>
+                  <w:tcBorders>
+                    <w:top w:val="single" w:color="B7C2D1" w:sz="4"/>
+                    <w:left w:val="single" w:color="B7C2D1" w:sz="4"/>
+                    <w:bottom w:val="single" w:color="B7C2D1" w:sz="4"/>
+                    <w:right w:val="single" w:color="B7C2D1" w:sz="4"/>
+                  </w:tcBorders>
+                  <w:shd w:fill="FFFFFF" w:color="auto" w:val="clear"/>
+                  <w:tcMar>
+                    <w:top w:type="dxa" w:w="80"/>
+                    <w:left w:type="dxa" w:w="120"/>
+                    <w:bottom w:type="dxa" w:w="80"/>
+                    <w:right w:type="dxa" w:w="120"/>
+                  </w:tcMar>
+                  <w:vAlign w:val="center"/>
+                </w:tcPr>
+                <w:p>
+                  <w:pPr>
+                    <w:spacing w:after="0" w:before="0"/>
+                  </w:pPr>
+                  <w:r>
+                    <w:rPr>
+                      <w:rFonts w:ascii="Arial" w:cs="Arial" w:eastAsia="Arial" w:hAnsi="Arial"/>
+                      <w:b w:val="false"/>
+                      <w:bCs w:val="false"/>
+                      <w:sz w:val="21"/>
+                      <w:szCs w:val="21"/>
+                    </w:rPr>
+                    <w:t xml:space="preserve">2</w:t>
+                  </w:r>
+                </w:p>
+              </w:tc>
+              <w:tc>
+                <w:tcPr>
+                  <w:tcW w:type="dxa" w:w="3342"/>
+                  <w:tcBorders>
+                    <w:top w:val="single" w:color="B7C2D1" w:sz="4"/>
+                    <w:left w:val="single" w:color="B7C2D1" w:sz="4"/>
+                    <w:bottom w:val="single" w:color="B7C2D1" w:sz="4"/>
+                    <w:right w:val="single" w:color="B7C2D1" w:sz="4"/>
+                  </w:tcBorders>
+                  <w:shd w:fill="FFFFFF" w:color="auto" w:val="clear"/>
+                  <w:tcMar>
+                    <w:top w:type="dxa" w:w="80"/>
+                    <w:left w:type="dxa" w:w="120"/>
+                    <w:bottom w:type="dxa" w:w="80"/>
+                    <w:right w:type="dxa" w:w="120"/>
+                  </w:tcMar>
+                  <w:vAlign w:val="center"/>
+                </w:tcPr>
+                <w:p>
+                  <w:pPr>
+                    <w:spacing w:after="0" w:before="0"/>
+                  </w:pPr>
+                  <w:r>
+                    <w:rPr>
+                      <w:rFonts w:ascii="Arial" w:cs="Arial" w:eastAsia="Arial" w:hAnsi="Arial"/>
+                      <w:b w:val="false"/>
+                      <w:bCs w:val="false"/>
+                      <w:sz w:val="21"/>
+                      <w:szCs w:val="21"/>
+                    </w:rPr>
+                    <w:t xml:space="preserve"/>
+                  </w:r>
+                </w:p>
+              </w:tc>
+            </w:tr>
+            <w:tr>
+              <w:trPr>
+                <w:cantSplit/>
+                <w:trHeight w:val="360" w:hRule="atLeast"/>
+              </w:trPr>
+              <w:tc>
+                <w:tcPr>
+                  <w:tcW w:type="dxa" w:w="3342"/>
+                  <w:tcBorders>
+                    <w:top w:val="single" w:color="B7C2D1" w:sz="4"/>
+                    <w:left w:val="single" w:color="B7C2D1" w:sz="4"/>
+                    <w:bottom w:val="single" w:color="B7C2D1" w:sz="4"/>
+                    <w:right w:val="single" w:color="B7C2D1" w:sz="4"/>
+                  </w:tcBorders>
+                  <w:shd w:fill="FFFFFF" w:color="auto" w:val="clear"/>
+                  <w:tcMar>
+                    <w:top w:type="dxa" w:w="80"/>
+                    <w:left w:type="dxa" w:w="120"/>
+                    <w:bottom w:type="dxa" w:w="80"/>
+                    <w:right w:type="dxa" w:w="120"/>
+                  </w:tcMar>
+                  <w:vAlign w:val="center"/>
+                </w:tcPr>
+                <w:p>
+                  <w:pPr>
+                    <w:spacing w:after="0" w:before="0"/>
+                  </w:pPr>
+                  <w:r>
+                    <w:rPr>
+                      <w:rFonts w:ascii="Arial" w:cs="Arial" w:eastAsia="Arial" w:hAnsi="Arial"/>
+                      <w:sz w:val="21"/>
+                      <w:szCs w:val="21"/>
+                    </w:rPr>
+                    <w:t xml:space="preserve">Ask the user for two whole numbers. Divide the first by the second and display [the answer to 1 decimal place] and nothing else.</w:t>
                   </w:r>
                 </w:p>
               </w:tc>
@@ -4868,7 +5822,7 @@
                       <w:sz w:val="21"/>
                       <w:szCs w:val="21"/>
                     </w:rPr>
-                    <w:t xml:space="preserve">Ask the user for a seed to start the random number generator. Display [first roll], then [second roll] on the next line, each a random whole number from 1 to 6.</w:t>
+                    <w:t xml:space="preserve">Ask the user for a seed to start the random number generator. Display [one random whole number from 1 to 6] and nothing else.</w:t>
                   </w:r>
                 </w:p>
               </w:tc>
@@ -4902,7 +5856,7 @@
                       <w:sz w:val="21"/>
                       <w:szCs w:val="21"/>
                     </w:rPr>
-                    <w:t xml:space="preserve">3</w:t>
+                    <w:t xml:space="preserve">2</w:t>
                   </w:r>
                 </w:p>
               </w:tc>
@@ -4974,7 +5928,7 @@
                       <w:sz w:val="21"/>
                       <w:szCs w:val="21"/>
                     </w:rPr>
-                    <w:t xml:space="preserve">Ask the user for a seed to start the random number generator. Display three random whole numbers from 10 to 20, one on each line, then [total].</w:t>
+                    <w:t xml:space="preserve">Ask the user for a seed to start the random number generator. Display [first number], then [second number] on the next line, each a random whole number from 1 to 6.</w:t>
                   </w:r>
                 </w:p>
               </w:tc>
@@ -5008,7 +5962,113 @@
                       <w:sz w:val="21"/>
                       <w:szCs w:val="21"/>
                     </w:rPr>
-                    <w:t xml:space="preserve">4</w:t>
+                    <w:t xml:space="preserve">2</w:t>
+                  </w:r>
+                </w:p>
+              </w:tc>
+              <w:tc>
+                <w:tcPr>
+                  <w:tcW w:type="dxa" w:w="3342"/>
+                  <w:tcBorders>
+                    <w:top w:val="single" w:color="B7C2D1" w:sz="4"/>
+                    <w:left w:val="single" w:color="B7C2D1" w:sz="4"/>
+                    <w:bottom w:val="single" w:color="B7C2D1" w:sz="4"/>
+                    <w:right w:val="single" w:color="B7C2D1" w:sz="4"/>
+                  </w:tcBorders>
+                  <w:shd w:fill="FFFFFF" w:color="auto" w:val="clear"/>
+                  <w:tcMar>
+                    <w:top w:type="dxa" w:w="80"/>
+                    <w:left w:type="dxa" w:w="120"/>
+                    <w:bottom w:type="dxa" w:w="80"/>
+                    <w:right w:type="dxa" w:w="120"/>
+                  </w:tcMar>
+                  <w:vAlign w:val="center"/>
+                </w:tcPr>
+                <w:p>
+                  <w:pPr>
+                    <w:spacing w:after="0" w:before="0"/>
+                  </w:pPr>
+                  <w:r>
+                    <w:rPr>
+                      <w:rFonts w:ascii="Arial" w:cs="Arial" w:eastAsia="Arial" w:hAnsi="Arial"/>
+                      <w:b w:val="false"/>
+                      <w:bCs w:val="false"/>
+                      <w:sz w:val="21"/>
+                      <w:szCs w:val="21"/>
+                    </w:rPr>
+                    <w:t xml:space="preserve"/>
+                  </w:r>
+                </w:p>
+              </w:tc>
+            </w:tr>
+            <w:tr>
+              <w:trPr>
+                <w:cantSplit/>
+                <w:trHeight w:val="360" w:hRule="atLeast"/>
+              </w:trPr>
+              <w:tc>
+                <w:tcPr>
+                  <w:tcW w:type="dxa" w:w="3342"/>
+                  <w:tcBorders>
+                    <w:top w:val="single" w:color="B7C2D1" w:sz="4"/>
+                    <w:left w:val="single" w:color="B7C2D1" w:sz="4"/>
+                    <w:bottom w:val="single" w:color="B7C2D1" w:sz="4"/>
+                    <w:right w:val="single" w:color="B7C2D1" w:sz="4"/>
+                  </w:tcBorders>
+                  <w:shd w:fill="FFFFFF" w:color="auto" w:val="clear"/>
+                  <w:tcMar>
+                    <w:top w:type="dxa" w:w="80"/>
+                    <w:left w:type="dxa" w:w="120"/>
+                    <w:bottom w:type="dxa" w:w="80"/>
+                    <w:right w:type="dxa" w:w="120"/>
+                  </w:tcMar>
+                  <w:vAlign w:val="center"/>
+                </w:tcPr>
+                <w:p>
+                  <w:pPr>
+                    <w:spacing w:after="0" w:before="0"/>
+                  </w:pPr>
+                  <w:r>
+                    <w:rPr>
+                      <w:rFonts w:ascii="Arial" w:cs="Arial" w:eastAsia="Arial" w:hAnsi="Arial"/>
+                      <w:sz w:val="21"/>
+                      <w:szCs w:val="21"/>
+                    </w:rPr>
+                    <w:t xml:space="preserve">Ask the user for a seed to start the random number generator. Display three random whole numbers from 10 to 20, one on each line, then [total] on the next line.</w:t>
+                  </w:r>
+                </w:p>
+              </w:tc>
+              <w:tc>
+                <w:tcPr>
+                  <w:tcW w:type="dxa" w:w="3342"/>
+                  <w:tcBorders>
+                    <w:top w:val="single" w:color="B7C2D1" w:sz="4"/>
+                    <w:left w:val="single" w:color="B7C2D1" w:sz="4"/>
+                    <w:bottom w:val="single" w:color="B7C2D1" w:sz="4"/>
+                    <w:right w:val="single" w:color="B7C2D1" w:sz="4"/>
+                  </w:tcBorders>
+                  <w:shd w:fill="FFFFFF" w:color="auto" w:val="clear"/>
+                  <w:tcMar>
+                    <w:top w:type="dxa" w:w="80"/>
+                    <w:left w:type="dxa" w:w="120"/>
+                    <w:bottom w:type="dxa" w:w="80"/>
+                    <w:right w:type="dxa" w:w="120"/>
+                  </w:tcMar>
+                  <w:vAlign w:val="center"/>
+                </w:tcPr>
+                <w:p>
+                  <w:pPr>
+                    <w:spacing w:after="0" w:before="0"/>
+                  </w:pPr>
+                  <w:r>
+                    <w:rPr>
+                      <w:rFonts w:ascii="Arial" w:cs="Arial" w:eastAsia="Arial" w:hAnsi="Arial"/>
+                      <w:b w:val="false"/>
+                      <w:bCs w:val="false"/>
+                      <w:sz w:val="21"/>
+                      <w:szCs w:val="21"/>
+                    </w:rPr>
+                    <w:t xml:space="preserve">3</w:t>
                   </w:r>
                 </w:p>
               </w:tc>
@@ -5648,7 +6708,7 @@
                       <w:sz w:val="21"/>
                       <w:szCs w:val="21"/>
                     </w:rPr>
-                    <w:t xml:space="preserve">Ask the user for how many rolls were sold and the price of one in pence. Display [total pence], then [whole pounds in that total], then [pence left over], one on each line.</w:t>
+                    <w:t xml:space="preserve">Ask the user for a whole number of pence. Display [whole pounds in that amount], then [pence left over] on the next line.</w:t>
                   </w:r>
                 </w:p>
               </w:tc>
@@ -5682,7 +6742,325 @@
                       <w:sz w:val="21"/>
                       <w:szCs w:val="21"/>
                     </w:rPr>
-                    <w:t xml:space="preserve">4</w:t>
+                    <w:t xml:space="preserve">3</w:t>
+                  </w:r>
+                </w:p>
+              </w:tc>
+              <w:tc>
+                <w:tcPr>
+                  <w:tcW w:type="dxa" w:w="3342"/>
+                  <w:tcBorders>
+                    <w:top w:val="single" w:color="B7C2D1" w:sz="4"/>
+                    <w:left w:val="single" w:color="B7C2D1" w:sz="4"/>
+                    <w:bottom w:val="single" w:color="B7C2D1" w:sz="4"/>
+                    <w:right w:val="single" w:color="B7C2D1" w:sz="4"/>
+                  </w:tcBorders>
+                  <w:shd w:fill="FFFFFF" w:color="auto" w:val="clear"/>
+                  <w:tcMar>
+                    <w:top w:type="dxa" w:w="80"/>
+                    <w:left w:type="dxa" w:w="120"/>
+                    <w:bottom w:type="dxa" w:w="80"/>
+                    <w:right w:type="dxa" w:w="120"/>
+                  </w:tcMar>
+                  <w:vAlign w:val="center"/>
+                </w:tcPr>
+                <w:p>
+                  <w:pPr>
+                    <w:spacing w:after="0" w:before="0"/>
+                  </w:pPr>
+                  <w:r>
+                    <w:rPr>
+                      <w:rFonts w:ascii="Arial" w:cs="Arial" w:eastAsia="Arial" w:hAnsi="Arial"/>
+                      <w:b w:val="false"/>
+                      <w:bCs w:val="false"/>
+                      <w:sz w:val="21"/>
+                      <w:szCs w:val="21"/>
+                    </w:rPr>
+                    <w:t xml:space="preserve"/>
+                  </w:r>
+                </w:p>
+              </w:tc>
+            </w:tr>
+            <w:tr>
+              <w:trPr>
+                <w:cantSplit/>
+                <w:trHeight w:val="360" w:hRule="atLeast"/>
+              </w:trPr>
+              <w:tc>
+                <w:tcPr>
+                  <w:tcW w:type="dxa" w:w="3342"/>
+                  <w:tcBorders>
+                    <w:top w:val="single" w:color="B7C2D1" w:sz="4"/>
+                    <w:left w:val="single" w:color="B7C2D1" w:sz="4"/>
+                    <w:bottom w:val="single" w:color="B7C2D1" w:sz="4"/>
+                    <w:right w:val="single" w:color="B7C2D1" w:sz="4"/>
+                  </w:tcBorders>
+                  <w:shd w:fill="FFFFFF" w:color="auto" w:val="clear"/>
+                  <w:tcMar>
+                    <w:top w:type="dxa" w:w="80"/>
+                    <w:left w:type="dxa" w:w="120"/>
+                    <w:bottom w:type="dxa" w:w="80"/>
+                    <w:right w:type="dxa" w:w="120"/>
+                  </w:tcMar>
+                  <w:vAlign w:val="center"/>
+                </w:tcPr>
+                <w:p>
+                  <w:pPr>
+                    <w:spacing w:after="0" w:before="0"/>
+                  </w:pPr>
+                  <w:r>
+                    <w:rPr>
+                      <w:rFonts w:ascii="Arial" w:cs="Arial" w:eastAsia="Arial" w:hAnsi="Arial"/>
+                      <w:sz w:val="21"/>
+                      <w:szCs w:val="21"/>
+                    </w:rPr>
+                    <w:t xml:space="preserve">Ask the user for a whole number. Display [the number to the power 2], then [its square root to 2 decimal places] on the next line.</w:t>
+                  </w:r>
+                </w:p>
+              </w:tc>
+              <w:tc>
+                <w:tcPr>
+                  <w:tcW w:type="dxa" w:w="3342"/>
+                  <w:tcBorders>
+                    <w:top w:val="single" w:color="B7C2D1" w:sz="4"/>
+                    <w:left w:val="single" w:color="B7C2D1" w:sz="4"/>
+                    <w:bottom w:val="single" w:color="B7C2D1" w:sz="4"/>
+                    <w:right w:val="single" w:color="B7C2D1" w:sz="4"/>
+                  </w:tcBorders>
+                  <w:shd w:fill="FFFFFF" w:color="auto" w:val="clear"/>
+                  <w:tcMar>
+                    <w:top w:type="dxa" w:w="80"/>
+                    <w:left w:type="dxa" w:w="120"/>
+                    <w:bottom w:type="dxa" w:w="80"/>
+                    <w:right w:type="dxa" w:w="120"/>
+                  </w:tcMar>
+                  <w:vAlign w:val="center"/>
+                </w:tcPr>
+                <w:p>
+                  <w:pPr>
+                    <w:spacing w:after="0" w:before="0"/>
+                  </w:pPr>
+                  <w:r>
+                    <w:rPr>
+                      <w:rFonts w:ascii="Arial" w:cs="Arial" w:eastAsia="Arial" w:hAnsi="Arial"/>
+                      <w:b w:val="false"/>
+                      <w:bCs w:val="false"/>
+                      <w:sz w:val="21"/>
+                      <w:szCs w:val="21"/>
+                    </w:rPr>
+                    <w:t xml:space="preserve">3</w:t>
+                  </w:r>
+                </w:p>
+              </w:tc>
+              <w:tc>
+                <w:tcPr>
+                  <w:tcW w:type="dxa" w:w="3342"/>
+                  <w:tcBorders>
+                    <w:top w:val="single" w:color="B7C2D1" w:sz="4"/>
+                    <w:left w:val="single" w:color="B7C2D1" w:sz="4"/>
+                    <w:bottom w:val="single" w:color="B7C2D1" w:sz="4"/>
+                    <w:right w:val="single" w:color="B7C2D1" w:sz="4"/>
+                  </w:tcBorders>
+                  <w:shd w:fill="FFFFFF" w:color="auto" w:val="clear"/>
+                  <w:tcMar>
+                    <w:top w:type="dxa" w:w="80"/>
+                    <w:left w:type="dxa" w:w="120"/>
+                    <w:bottom w:type="dxa" w:w="80"/>
+                    <w:right w:type="dxa" w:w="120"/>
+                  </w:tcMar>
+                  <w:vAlign w:val="center"/>
+                </w:tcPr>
+                <w:p>
+                  <w:pPr>
+                    <w:spacing w:after="0" w:before="0"/>
+                  </w:pPr>
+                  <w:r>
+                    <w:rPr>
+                      <w:rFonts w:ascii="Arial" w:cs="Arial" w:eastAsia="Arial" w:hAnsi="Arial"/>
+                      <w:b w:val="false"/>
+                      <w:bCs w:val="false"/>
+                      <w:sz w:val="21"/>
+                      <w:szCs w:val="21"/>
+                    </w:rPr>
+                    <w:t xml:space="preserve"/>
+                  </w:r>
+                </w:p>
+              </w:tc>
+            </w:tr>
+            <w:tr>
+              <w:trPr>
+                <w:cantSplit/>
+                <w:trHeight w:val="360" w:hRule="atLeast"/>
+              </w:trPr>
+              <w:tc>
+                <w:tcPr>
+                  <w:tcW w:type="dxa" w:w="3342"/>
+                  <w:tcBorders>
+                    <w:top w:val="single" w:color="B7C2D1" w:sz="4"/>
+                    <w:left w:val="single" w:color="B7C2D1" w:sz="4"/>
+                    <w:bottom w:val="single" w:color="B7C2D1" w:sz="4"/>
+                    <w:right w:val="single" w:color="B7C2D1" w:sz="4"/>
+                  </w:tcBorders>
+                  <w:shd w:fill="FFFFFF" w:color="auto" w:val="clear"/>
+                  <w:tcMar>
+                    <w:top w:type="dxa" w:w="80"/>
+                    <w:left w:type="dxa" w:w="120"/>
+                    <w:bottom w:type="dxa" w:w="80"/>
+                    <w:right w:type="dxa" w:w="120"/>
+                  </w:tcMar>
+                  <w:vAlign w:val="center"/>
+                </w:tcPr>
+                <w:p>
+                  <w:pPr>
+                    <w:spacing w:after="0" w:before="0"/>
+                  </w:pPr>
+                  <w:r>
+                    <w:rPr>
+                      <w:rFonts w:ascii="Arial" w:cs="Arial" w:eastAsia="Arial" w:hAnsi="Arial"/>
+                      <w:sz w:val="21"/>
+                      <w:szCs w:val="21"/>
+                    </w:rPr>
+                    <w:t xml:space="preserve">Ask the user for three whole numbers. Display [total], then [their average to 1 decimal place] on the next line.</w:t>
+                  </w:r>
+                </w:p>
+              </w:tc>
+              <w:tc>
+                <w:tcPr>
+                  <w:tcW w:type="dxa" w:w="3342"/>
+                  <w:tcBorders>
+                    <w:top w:val="single" w:color="B7C2D1" w:sz="4"/>
+                    <w:left w:val="single" w:color="B7C2D1" w:sz="4"/>
+                    <w:bottom w:val="single" w:color="B7C2D1" w:sz="4"/>
+                    <w:right w:val="single" w:color="B7C2D1" w:sz="4"/>
+                  </w:tcBorders>
+                  <w:shd w:fill="FFFFFF" w:color="auto" w:val="clear"/>
+                  <w:tcMar>
+                    <w:top w:type="dxa" w:w="80"/>
+                    <w:left w:type="dxa" w:w="120"/>
+                    <w:bottom w:type="dxa" w:w="80"/>
+                    <w:right w:type="dxa" w:w="120"/>
+                  </w:tcMar>
+                  <w:vAlign w:val="center"/>
+                </w:tcPr>
+                <w:p>
+                  <w:pPr>
+                    <w:spacing w:after="0" w:before="0"/>
+                  </w:pPr>
+                  <w:r>
+                    <w:rPr>
+                      <w:rFonts w:ascii="Arial" w:cs="Arial" w:eastAsia="Arial" w:hAnsi="Arial"/>
+                      <w:b w:val="false"/>
+                      <w:bCs w:val="false"/>
+                      <w:sz w:val="21"/>
+                      <w:szCs w:val="21"/>
+                    </w:rPr>
+                    <w:t xml:space="preserve">3</w:t>
+                  </w:r>
+                </w:p>
+              </w:tc>
+              <w:tc>
+                <w:tcPr>
+                  <w:tcW w:type="dxa" w:w="3342"/>
+                  <w:tcBorders>
+                    <w:top w:val="single" w:color="B7C2D1" w:sz="4"/>
+                    <w:left w:val="single" w:color="B7C2D1" w:sz="4"/>
+                    <w:bottom w:val="single" w:color="B7C2D1" w:sz="4"/>
+                    <w:right w:val="single" w:color="B7C2D1" w:sz="4"/>
+                  </w:tcBorders>
+                  <w:shd w:fill="FFFFFF" w:color="auto" w:val="clear"/>
+                  <w:tcMar>
+                    <w:top w:type="dxa" w:w="80"/>
+                    <w:left w:type="dxa" w:w="120"/>
+                    <w:bottom w:type="dxa" w:w="80"/>
+                    <w:right w:type="dxa" w:w="120"/>
+                  </w:tcMar>
+                  <w:vAlign w:val="center"/>
+                </w:tcPr>
+                <w:p>
+                  <w:pPr>
+                    <w:spacing w:after="0" w:before="0"/>
+                  </w:pPr>
+                  <w:r>
+                    <w:rPr>
+                      <w:rFonts w:ascii="Arial" w:cs="Arial" w:eastAsia="Arial" w:hAnsi="Arial"/>
+                      <w:b w:val="false"/>
+                      <w:bCs w:val="false"/>
+                      <w:sz w:val="21"/>
+                      <w:szCs w:val="21"/>
+                    </w:rPr>
+                    <w:t xml:space="preserve"/>
+                  </w:r>
+                </w:p>
+              </w:tc>
+            </w:tr>
+            <w:tr>
+              <w:trPr>
+                <w:cantSplit/>
+                <w:trHeight w:val="360" w:hRule="atLeast"/>
+              </w:trPr>
+              <w:tc>
+                <w:tcPr>
+                  <w:tcW w:type="dxa" w:w="3342"/>
+                  <w:tcBorders>
+                    <w:top w:val="single" w:color="B7C2D1" w:sz="4"/>
+                    <w:left w:val="single" w:color="B7C2D1" w:sz="4"/>
+                    <w:bottom w:val="single" w:color="B7C2D1" w:sz="4"/>
+                    <w:right w:val="single" w:color="B7C2D1" w:sz="4"/>
+                  </w:tcBorders>
+                  <w:shd w:fill="FFFFFF" w:color="auto" w:val="clear"/>
+                  <w:tcMar>
+                    <w:top w:type="dxa" w:w="80"/>
+                    <w:left w:type="dxa" w:w="120"/>
+                    <w:bottom w:type="dxa" w:w="80"/>
+                    <w:right w:type="dxa" w:w="120"/>
+                  </w:tcMar>
+                  <w:vAlign w:val="center"/>
+                </w:tcPr>
+                <w:p>
+                  <w:pPr>
+                    <w:spacing w:after="0" w:before="0"/>
+                  </w:pPr>
+                  <w:r>
+                    <w:rPr>
+                      <w:rFonts w:ascii="Arial" w:cs="Arial" w:eastAsia="Arial" w:hAnsi="Arial"/>
+                      <w:sz w:val="21"/>
+                      <w:szCs w:val="21"/>
+                    </w:rPr>
+                    <w:t xml:space="preserve">Ask the user for how many items are bought and then the price of one item in pence. Work out the total cost in pence. Display [total pence], then [whole pounds in the total], then [pence left over], one on each line.</w:t>
+                  </w:r>
+                </w:p>
+              </w:tc>
+              <w:tc>
+                <w:tcPr>
+                  <w:tcW w:type="dxa" w:w="3342"/>
+                  <w:tcBorders>
+                    <w:top w:val="single" w:color="B7C2D1" w:sz="4"/>
+                    <w:left w:val="single" w:color="B7C2D1" w:sz="4"/>
+                    <w:bottom w:val="single" w:color="B7C2D1" w:sz="4"/>
+                    <w:right w:val="single" w:color="B7C2D1" w:sz="4"/>
+                  </w:tcBorders>
+                  <w:shd w:fill="FFFFFF" w:color="auto" w:val="clear"/>
+                  <w:tcMar>
+                    <w:top w:type="dxa" w:w="80"/>
+                    <w:left w:type="dxa" w:w="120"/>
+                    <w:bottom w:type="dxa" w:w="80"/>
+                    <w:right w:type="dxa" w:w="120"/>
+                  </w:tcMar>
+                  <w:vAlign w:val="center"/>
+                </w:tcPr>
+                <w:p>
+                  <w:pPr>
+                    <w:spacing w:after="0" w:before="0"/>
+                  </w:pPr>
+                  <w:r>
+                    <w:rPr>
+                      <w:rFonts w:ascii="Arial" w:cs="Arial" w:eastAsia="Arial" w:hAnsi="Arial"/>
+                      <w:b w:val="false"/>
+                      <w:bCs w:val="false"/>
+                      <w:sz w:val="21"/>
+                      <w:szCs w:val="21"/>
+                    </w:rPr>
+                    <w:t xml:space="preserve">3</w:t>
                   </w:r>
                 </w:p>
               </w:tc>
@@ -6727,7 +8105,7 @@
                 <w:sz w:val="32"/>
                 <w:szCs w:val="32"/>
               </w:rPr>
-              <w:t xml:space="preserve">______ / 42</w:t>
+              <w:t xml:space="preserve">______ / 65</w:t>
             </w:r>
           </w:p>
         </w:tc>
